--- a/8.1_振动状态监测器_项目提案与需求规格说明.docx
+++ b/8.1_振动状态监测器_项目提案与需求规格说明.docx
@@ -537,7 +537,7 @@
                 <w:color w:val="202020"/>
                 <w:sz w:val="19"/>
               </w:rPr>
-              <w:t>V3.0　2026-10-16</w:t>
+              <w:t>V3.0　2026-10-25</w:t>
             </w:r>
           </w:p>
         </w:tc>
